--- a/CMA_W_B1_Ch07_Handouts.docx
+++ b/CMA_W_B1_Ch07_Handouts.docx
@@ -7637,7 +7637,7 @@
                 <w:sz w:val="18"/>
                 <w:szCs w:val="18"/>
               </w:rPr>
-              <w:t xml:space="preserve">(400)</w:t>
+              <w:t xml:space="preserve">1,200</w:t>
             </w:r>
           </w:p>
         </w:tc>
@@ -7670,7 +7670,7 @@
                 <w:sz w:val="18"/>
                 <w:szCs w:val="18"/>
               </w:rPr>
-              <w:t xml:space="preserve">250</w:t>
+              <w:t xml:space="preserve">(400)</w:t>
             </w:r>
           </w:p>
         </w:tc>
@@ -7738,7 +7738,7 @@
                 <w:sz w:val="18"/>
                 <w:szCs w:val="18"/>
               </w:rPr>
-              <w:t xml:space="preserve">700</w:t>
+              <w:t xml:space="preserve">20,000</w:t>
             </w:r>
           </w:p>
         </w:tc>
@@ -7771,7 +7771,7 @@
                 <w:sz w:val="18"/>
                 <w:szCs w:val="18"/>
               </w:rPr>
-              <w:t xml:space="preserve">900</w:t>
+              <w:t xml:space="preserve">1,200</w:t>
             </w:r>
           </w:p>
         </w:tc>
@@ -7806,7 +7806,7 @@
                 <w:sz w:val="18"/>
                 <w:szCs w:val="18"/>
               </w:rPr>
-              <w:t xml:space="preserve">250</w:t>
+              <w:t xml:space="preserve">22,000</w:t>
             </w:r>
           </w:p>
         </w:tc>
@@ -7907,7 +7907,7 @@
                 <w:sz w:val="18"/>
                 <w:szCs w:val="18"/>
               </w:rPr>
-              <w:t xml:space="preserve">900</w:t>
+              <w:t xml:space="preserve">20,000</w:t>
             </w:r>
           </w:p>
         </w:tc>
@@ -7940,7 +7940,7 @@
                 <w:sz w:val="18"/>
                 <w:szCs w:val="18"/>
               </w:rPr>
-              <w:t xml:space="preserve">22,000</w:t>
+              <w:t xml:space="preserve">(400)</w:t>
             </w:r>
           </w:p>
         </w:tc>
@@ -7975,7 +7975,7 @@
                 <w:sz w:val="18"/>
                 <w:szCs w:val="18"/>
               </w:rPr>
-              <w:t xml:space="preserve">(400)</w:t>
+              <w:t xml:space="preserve">22,000</w:t>
             </w:r>
           </w:p>
         </w:tc>
@@ -8076,7 +8076,7 @@
                 <w:sz w:val="18"/>
                 <w:szCs w:val="18"/>
               </w:rPr>
-              <w:t xml:space="preserve">700</w:t>
+              <w:t xml:space="preserve">300</w:t>
             </w:r>
           </w:p>
         </w:tc>
@@ -8144,7 +8144,7 @@
                 <w:sz w:val="18"/>
                 <w:szCs w:val="18"/>
               </w:rPr>
-              <w:t xml:space="preserve">(400)</w:t>
+              <w:t xml:space="preserve">700</w:t>
             </w:r>
           </w:p>
         </w:tc>
@@ -8177,7 +8177,7 @@
                 <w:sz w:val="18"/>
                 <w:szCs w:val="18"/>
               </w:rPr>
-              <w:t xml:space="preserve">1,200</w:t>
+              <w:t xml:space="preserve">250</w:t>
             </w:r>
           </w:p>
         </w:tc>
@@ -20616,7 +20616,7 @@
           <w:sz w:val="18"/>
           <w:szCs w:val="18"/>
         </w:rPr>
-        <w:t xml:space="preserve">Effects on income, taxes and assets</w:t>
+        <w:t xml:space="preserve">Cost flow assumptions</w:t>
       </w:r>
     </w:p>
     <w:p>
@@ -20662,7 +20662,7 @@
           <w:sz w:val="18"/>
           <w:szCs w:val="18"/>
         </w:rPr>
-        <w:t xml:space="preserve">Cost flow assumptions</w:t>
+        <w:t xml:space="preserve">Effects on income, taxes and assets</w:t>
       </w:r>
     </w:p>
     <w:p>
@@ -20731,7 +20731,7 @@
           <w:sz w:val="18"/>
           <w:szCs w:val="18"/>
         </w:rPr>
-        <w:t xml:space="preserve">Cost flow assumptions</w:t>
+        <w:t xml:space="preserve">Effects on income, taxes and assets</w:t>
       </w:r>
     </w:p>
     <w:p>
@@ -20800,7 +20800,7 @@
           <w:sz w:val="18"/>
           <w:szCs w:val="18"/>
         </w:rPr>
-        <w:t xml:space="preserve">Effects on income, taxes and assets</w:t>
+        <w:t xml:space="preserve">Cost flow assumptions</w:t>
       </w:r>
     </w:p>
     <w:p>
@@ -20826,98 +20826,152 @@
         <w:t xml:space="preserve">Which part of this chapter is section 7.3?</w:t>
       </w:r>
     </w:p>
-    <w:p>
-      <w:pPr>
-        <w:spacing w:after="18"/>
-        <w:ind w:left="560" w:hanging="260"/>
-      </w:pPr>
-      <w:r>
-        <w:rPr>
-          <w:b/>
-          <w:bCs/>
-          <w:color w:val="8186EF"/>
-          <w:sz w:val="18"/>
-          <w:szCs w:val="18"/>
-        </w:rPr>
-        <w:t xml:space="preserve">A. </w:t>
-      </w:r>
-      <w:r>
-        <w:rPr>
-          <w:sz w:val="18"/>
-          <w:szCs w:val="18"/>
-        </w:rPr>
-        <w:t xml:space="preserve">Effects on income, taxes and assets</w:t>
-      </w:r>
-    </w:p>
-    <w:p>
-      <w:pPr>
-        <w:spacing w:after="18"/>
-        <w:ind w:left="560" w:hanging="260"/>
-      </w:pPr>
-      <w:r>
-        <w:rPr>
-          <w:b/>
-          <w:bCs/>
-          <w:color w:val="8186EF"/>
-          <w:sz w:val="18"/>
-          <w:szCs w:val="18"/>
-        </w:rPr>
-        <w:t xml:space="preserve">B. </w:t>
-      </w:r>
-      <w:r>
-        <w:rPr>
-          <w:sz w:val="18"/>
-          <w:szCs w:val="18"/>
-        </w:rPr>
-        <w:t xml:space="preserve">Cost flow assumptions</w:t>
-      </w:r>
-    </w:p>
-    <w:p>
-      <w:pPr>
-        <w:spacing w:after="18"/>
-        <w:ind w:left="560" w:hanging="260"/>
-      </w:pPr>
-      <w:r>
-        <w:rPr>
-          <w:b/>
-          <w:bCs/>
-          <w:color w:val="8186EF"/>
-          <w:sz w:val="18"/>
-          <w:szCs w:val="18"/>
-        </w:rPr>
-        <w:t xml:space="preserve">C. </w:t>
-      </w:r>
-      <w:r>
-        <w:rPr>
-          <w:sz w:val="18"/>
-          <w:szCs w:val="18"/>
-        </w:rPr>
-        <w:t xml:space="preserve">Which costs belong in inventory?</w:t>
-      </w:r>
-    </w:p>
-    <w:p>
-      <w:pPr>
-        <w:spacing w:after="18"/>
-        <w:ind w:left="560" w:hanging="260"/>
-      </w:pPr>
-      <w:r>
-        <w:rPr>
-          <w:b/>
-          <w:bCs/>
-          <w:color w:val="8186EF"/>
-          <w:sz w:val="18"/>
-          <w:szCs w:val="18"/>
-        </w:rPr>
-        <w:t xml:space="preserve">D. </w:t>
-      </w:r>
-      <w:r>
-        <w:rPr>
-          <w:sz w:val="18"/>
-          <w:szCs w:val="18"/>
-        </w:rPr>
-        <w:t xml:space="preserve">Which goods belong in inventory?</w:t>
-      </w:r>
-    </w:p>
+    <w:tbl>
+      <w:tblPr>
+        <w:tblW w:type="pct" w:w="100%"/>
+        <w:tblLayout w:type="fixed"/>
+      </w:tblPr>
+      <w:tblGrid>
+        <w:gridCol w:w="4800"/>
+        <w:gridCol w:w="4800"/>
+      </w:tblGrid>
+      <w:tr>
+        <w:tc>
+          <w:tcPr>
+            <w:tcW w:type="pct" w:w="2500"/>
+            <w:tcMar>
+              <w:top w:type="dxa" w:w="30"/>
+              <w:left w:type="dxa" w:w="90"/>
+              <w:bottom w:type="dxa" w:w="30"/>
+              <w:right w:type="dxa" w:w="90"/>
+            </w:tcMar>
+          </w:tcPr>
+          <w:p>
+            <w:pPr>
+              <w:spacing w:before="12" w:after="12"/>
+            </w:pPr>
+            <w:r>
+              <w:rPr>
+                <w:b/>
+                <w:bCs/>
+                <w:color w:val="8186EF"/>
+                <w:sz w:val="18"/>
+                <w:szCs w:val="18"/>
+              </w:rPr>
+              <w:t xml:space="preserve">A. </w:t>
+            </w:r>
+            <w:r>
+              <w:rPr>
+                <w:sz w:val="18"/>
+                <w:szCs w:val="18"/>
+              </w:rPr>
+              <w:t xml:space="preserve">Which costs belong in inventory?</w:t>
+            </w:r>
+          </w:p>
+        </w:tc>
+        <w:tc>
+          <w:tcPr>
+            <w:tcW w:type="pct" w:w="2500"/>
+            <w:tcMar>
+              <w:top w:type="dxa" w:w="30"/>
+              <w:left w:type="dxa" w:w="90"/>
+              <w:bottom w:type="dxa" w:w="30"/>
+              <w:right w:type="dxa" w:w="90"/>
+            </w:tcMar>
+          </w:tcPr>
+          <w:p>
+            <w:pPr>
+              <w:spacing w:before="12" w:after="12"/>
+            </w:pPr>
+            <w:r>
+              <w:rPr>
+                <w:b/>
+                <w:bCs/>
+                <w:color w:val="8186EF"/>
+                <w:sz w:val="18"/>
+                <w:szCs w:val="18"/>
+              </w:rPr>
+              <w:t xml:space="preserve">C. </w:t>
+            </w:r>
+            <w:r>
+              <w:rPr>
+                <w:sz w:val="18"/>
+                <w:szCs w:val="18"/>
+              </w:rPr>
+              <w:t xml:space="preserve">Which goods belong in inventory?</w:t>
+            </w:r>
+          </w:p>
+        </w:tc>
+      </w:tr>
+      <w:tr>
+        <w:tc>
+          <w:tcPr>
+            <w:tcW w:type="pct" w:w="2500"/>
+            <w:tcMar>
+              <w:top w:type="dxa" w:w="30"/>
+              <w:left w:type="dxa" w:w="90"/>
+              <w:bottom w:type="dxa" w:w="30"/>
+              <w:right w:type="dxa" w:w="90"/>
+            </w:tcMar>
+          </w:tcPr>
+          <w:p>
+            <w:pPr>
+              <w:spacing w:before="12" w:after="12"/>
+            </w:pPr>
+            <w:r>
+              <w:rPr>
+                <w:b/>
+                <w:bCs/>
+                <w:color w:val="8186EF"/>
+                <w:sz w:val="18"/>
+                <w:szCs w:val="18"/>
+              </w:rPr>
+              <w:t xml:space="preserve">B. </w:t>
+            </w:r>
+            <w:r>
+              <w:rPr>
+                <w:sz w:val="18"/>
+                <w:szCs w:val="18"/>
+              </w:rPr>
+              <w:t xml:space="preserve">Cost flow assumptions</w:t>
+            </w:r>
+          </w:p>
+        </w:tc>
+        <w:tc>
+          <w:tcPr>
+            <w:tcW w:type="pct" w:w="2500"/>
+            <w:tcMar>
+              <w:top w:type="dxa" w:w="30"/>
+              <w:left w:type="dxa" w:w="90"/>
+              <w:bottom w:type="dxa" w:w="30"/>
+              <w:right w:type="dxa" w:w="90"/>
+            </w:tcMar>
+          </w:tcPr>
+          <w:p>
+            <w:pPr>
+              <w:spacing w:before="12" w:after="12"/>
+            </w:pPr>
+            <w:r>
+              <w:rPr>
+                <w:b/>
+                <w:bCs/>
+                <w:color w:val="8186EF"/>
+                <w:sz w:val="18"/>
+                <w:szCs w:val="18"/>
+              </w:rPr>
+              <w:t xml:space="preserve">D. </w:t>
+            </w:r>
+            <w:r>
+              <w:rPr>
+                <w:sz w:val="18"/>
+                <w:szCs w:val="18"/>
+              </w:rPr>
+              <w:t xml:space="preserve">Inventory errors</w:t>
+            </w:r>
+          </w:p>
+        </w:tc>
+      </w:tr>
+    </w:tbl>
     <w:p>
       <w:pPr>
         <w:spacing w:before="40" w:after="16"/>
@@ -25088,236 +25142,6 @@
         <w:t xml:space="preserve">Which answer does the book give for COGS, line 2: 1,200 × $22?</w:t>
       </w:r>
     </w:p>
-    <w:p>
-      <w:pPr>
-        <w:spacing w:after="18"/>
-        <w:ind w:left="560" w:hanging="260"/>
-      </w:pPr>
-      <w:r>
-        <w:rPr>
-          <w:b/>
-          <w:bCs/>
-          <w:color w:val="8186EF"/>
-          <w:sz w:val="18"/>
-          <w:szCs w:val="18"/>
-        </w:rPr>
-        <w:t xml:space="preserve">A. </w:t>
-      </w:r>
-      <w:r>
-        <w:rPr>
-          <w:sz w:val="18"/>
-          <w:szCs w:val="18"/>
-        </w:rPr>
-        <w:t xml:space="preserve">$26,400</w:t>
-      </w:r>
-    </w:p>
-    <w:p>
-      <w:pPr>
-        <w:spacing w:after="18"/>
-        <w:ind w:left="560" w:hanging="260"/>
-      </w:pPr>
-      <w:r>
-        <w:rPr>
-          <w:b/>
-          <w:bCs/>
-          <w:color w:val="8186EF"/>
-          <w:sz w:val="18"/>
-          <w:szCs w:val="18"/>
-        </w:rPr>
-        <w:t xml:space="preserve">B. </w:t>
-      </w:r>
-      <w:r>
-        <w:rPr>
-          <w:sz w:val="18"/>
-          <w:szCs w:val="18"/>
-        </w:rPr>
-        <w:t xml:space="preserve">$25,000 + $26,400 = $51,400</w:t>
-      </w:r>
-    </w:p>
-    <w:p>
-      <w:pPr>
-        <w:spacing w:after="18"/>
-        <w:ind w:left="560" w:hanging="260"/>
-      </w:pPr>
-      <w:r>
-        <w:rPr>
-          <w:b/>
-          <w:bCs/>
-          <w:color w:val="8186EF"/>
-          <w:sz w:val="18"/>
-          <w:szCs w:val="18"/>
-        </w:rPr>
-        <w:t xml:space="preserve">C. </w:t>
-      </w:r>
-      <w:r>
-        <w:rPr>
-          <w:sz w:val="18"/>
-          <w:szCs w:val="18"/>
-        </w:rPr>
-        <w:t xml:space="preserve">$10,000</w:t>
-      </w:r>
-    </w:p>
-    <w:p>
-      <w:pPr>
-        <w:spacing w:after="18"/>
-        <w:ind w:left="560" w:hanging="260"/>
-      </w:pPr>
-      <w:r>
-        <w:rPr>
-          <w:b/>
-          <w:bCs/>
-          <w:color w:val="8186EF"/>
-          <w:sz w:val="18"/>
-          <w:szCs w:val="18"/>
-        </w:rPr>
-        <w:t xml:space="preserve">D. </w:t>
-      </w:r>
-      <w:r>
-        <w:rPr>
-          <w:sz w:val="18"/>
-          <w:szCs w:val="18"/>
-        </w:rPr>
-        <w:t xml:space="preserve">$51,400 + $16,600 = $68,000, the cost of goods available.</w:t>
-      </w:r>
-    </w:p>
-    <w:p>
-      <w:pPr>
-        <w:spacing w:before="40" w:after="16"/>
-        <w:ind w:left="300" w:hanging="300"/>
-      </w:pPr>
-      <w:r>
-        <w:rPr>
-          <w:b/>
-          <w:bCs/>
-          <w:color w:val="353A7C"/>
-          <w:sz w:val="19"/>
-          <w:szCs w:val="19"/>
-        </w:rPr>
-        <w:t xml:space="preserve">6.  </w:t>
-      </w:r>
-      <w:r>
-        <w:rPr>
-          <w:sz w:val="19"/>
-          <w:szCs w:val="19"/>
-        </w:rPr>
-        <w:t xml:space="preserve">Which answer does the book give for Ending inventory, line 1: 300 × $22?</w:t>
-      </w:r>
-    </w:p>
-    <w:p>
-      <w:pPr>
-        <w:spacing w:after="18"/>
-        <w:ind w:left="560" w:hanging="260"/>
-      </w:pPr>
-      <w:r>
-        <w:rPr>
-          <w:b/>
-          <w:bCs/>
-          <w:color w:val="8186EF"/>
-          <w:sz w:val="18"/>
-          <w:szCs w:val="18"/>
-        </w:rPr>
-        <w:t xml:space="preserve">A. </w:t>
-      </w:r>
-      <w:r>
-        <w:rPr>
-          <w:sz w:val="18"/>
-          <w:szCs w:val="18"/>
-        </w:rPr>
-        <w:t xml:space="preserve">$26,400</w:t>
-      </w:r>
-    </w:p>
-    <w:p>
-      <w:pPr>
-        <w:spacing w:after="18"/>
-        <w:ind w:left="560" w:hanging="260"/>
-      </w:pPr>
-      <w:r>
-        <w:rPr>
-          <w:b/>
-          <w:bCs/>
-          <w:color w:val="8186EF"/>
-          <w:sz w:val="18"/>
-          <w:szCs w:val="18"/>
-        </w:rPr>
-        <w:t xml:space="preserve">B. </w:t>
-      </w:r>
-      <w:r>
-        <w:rPr>
-          <w:sz w:val="18"/>
-          <w:szCs w:val="18"/>
-        </w:rPr>
-        <w:t xml:space="preserve">$6,600 + $10,000 = $16,600</w:t>
-      </w:r>
-    </w:p>
-    <w:p>
-      <w:pPr>
-        <w:spacing w:after="18"/>
-        <w:ind w:left="560" w:hanging="260"/>
-      </w:pPr>
-      <w:r>
-        <w:rPr>
-          <w:b/>
-          <w:bCs/>
-          <w:color w:val="8186EF"/>
-          <w:sz w:val="18"/>
-          <w:szCs w:val="18"/>
-        </w:rPr>
-        <w:t xml:space="preserve">C. </w:t>
-      </w:r>
-      <w:r>
-        <w:rPr>
-          <w:sz w:val="18"/>
-          <w:szCs w:val="18"/>
-        </w:rPr>
-        <w:t xml:space="preserve">$6,600</w:t>
-      </w:r>
-    </w:p>
-    <w:p>
-      <w:pPr>
-        <w:spacing w:after="18"/>
-        <w:ind w:left="560" w:hanging="260"/>
-      </w:pPr>
-      <w:r>
-        <w:rPr>
-          <w:b/>
-          <w:bCs/>
-          <w:color w:val="8186EF"/>
-          <w:sz w:val="18"/>
-          <w:szCs w:val="18"/>
-        </w:rPr>
-        <w:t xml:space="preserve">D. </w:t>
-      </w:r>
-      <w:r>
-        <w:rPr>
-          <w:sz w:val="18"/>
-          <w:szCs w:val="18"/>
-        </w:rPr>
-        <w:t xml:space="preserve">$51,400 + $16,600 = $68,000, the cost of goods available.</w:t>
-      </w:r>
-    </w:p>
-    <w:p>
-      <w:pPr>
-        <w:spacing w:before="40" w:after="16"/>
-        <w:ind w:left="300" w:hanging="300"/>
-      </w:pPr>
-      <w:r>
-        <w:rPr>
-          <w:b/>
-          <w:bCs/>
-          <w:color w:val="353A7C"/>
-          <w:sz w:val="19"/>
-          <w:szCs w:val="19"/>
-        </w:rPr>
-        <w:t xml:space="preserve">7.  </w:t>
-      </w:r>
-      <w:r>
-        <w:rPr>
-          <w:sz w:val="19"/>
-          <w:szCs w:val="19"/>
-        </w:rPr>
-        <w:t xml:space="preserve">Which answer does the book give for Ending inventory, line 2: 500 × $20?</w:t>
-      </w:r>
-    </w:p>
     <w:tbl>
       <w:tblPr>
         <w:tblW w:type="pct" w:w="100%"/>
@@ -25357,7 +25181,7 @@
                 <w:sz w:val="18"/>
                 <w:szCs w:val="18"/>
               </w:rPr>
-              <w:t xml:space="preserve">$10,000</w:t>
+              <w:t xml:space="preserve">$26,400</w:t>
             </w:r>
           </w:p>
         </w:tc>
@@ -25390,7 +25214,7 @@
                 <w:sz w:val="18"/>
                 <w:szCs w:val="18"/>
               </w:rPr>
-              <w:t xml:space="preserve">$25,000 + $26,400 = $51,400</w:t>
+              <w:t xml:space="preserve">$6,600 + $10,000 = $16,600</w:t>
             </w:r>
           </w:p>
         </w:tc>
@@ -25425,7 +25249,7 @@
                 <w:sz w:val="18"/>
                 <w:szCs w:val="18"/>
               </w:rPr>
-              <w:t xml:space="preserve">$6,600 + $10,000 = $16,600</w:t>
+              <w:t xml:space="preserve">$10,000</w:t>
             </w:r>
           </w:p>
         </w:tc>
@@ -25458,7 +25282,7 @@
                 <w:sz w:val="18"/>
                 <w:szCs w:val="18"/>
               </w:rPr>
-              <w:t xml:space="preserve">$26,400</w:t>
+              <w:t xml:space="preserve">$6,600</w:t>
             </w:r>
           </w:p>
         </w:tc>
@@ -25477,108 +25301,500 @@
           <w:sz w:val="19"/>
           <w:szCs w:val="19"/>
         </w:rPr>
-        <w:t xml:space="preserve">8.  </w:t>
-      </w:r>
-      <w:r>
-        <w:rPr>
-          <w:sz w:val="19"/>
-          <w:szCs w:val="19"/>
-        </w:rPr>
-        <w:t xml:space="preserve">Which answer does the book give for Total COGS?</w:t>
-      </w:r>
-    </w:p>
-    <w:p>
-      <w:pPr>
-        <w:spacing w:after="18"/>
-        <w:ind w:left="560" w:hanging="260"/>
+        <w:t xml:space="preserve">6.  </w:t>
+      </w:r>
+      <w:r>
+        <w:rPr>
+          <w:sz w:val="19"/>
+          <w:szCs w:val="19"/>
+        </w:rPr>
+        <w:t xml:space="preserve">Which answer does the book give for Ending inventory, line 1: 300 × $22?</w:t>
+      </w:r>
+    </w:p>
+    <w:tbl>
+      <w:tblPr>
+        <w:tblW w:type="pct" w:w="100%"/>
+        <w:tblLayout w:type="fixed"/>
+      </w:tblPr>
+      <w:tblGrid>
+        <w:gridCol w:w="4800"/>
+        <w:gridCol w:w="4800"/>
+      </w:tblGrid>
+      <w:tr>
+        <w:tc>
+          <w:tcPr>
+            <w:tcW w:type="pct" w:w="2500"/>
+            <w:tcMar>
+              <w:top w:type="dxa" w:w="30"/>
+              <w:left w:type="dxa" w:w="90"/>
+              <w:bottom w:type="dxa" w:w="30"/>
+              <w:right w:type="dxa" w:w="90"/>
+            </w:tcMar>
+          </w:tcPr>
+          <w:p>
+            <w:pPr>
+              <w:spacing w:before="12" w:after="12"/>
+            </w:pPr>
+            <w:r>
+              <w:rPr>
+                <w:b/>
+                <w:bCs/>
+                <w:color w:val="8186EF"/>
+                <w:sz w:val="18"/>
+                <w:szCs w:val="18"/>
+              </w:rPr>
+              <w:t xml:space="preserve">A. </w:t>
+            </w:r>
+            <w:r>
+              <w:rPr>
+                <w:sz w:val="18"/>
+                <w:szCs w:val="18"/>
+              </w:rPr>
+              <w:t xml:space="preserve">$26,400</w:t>
+            </w:r>
+          </w:p>
+        </w:tc>
+        <w:tc>
+          <w:tcPr>
+            <w:tcW w:type="pct" w:w="2500"/>
+            <w:tcMar>
+              <w:top w:type="dxa" w:w="30"/>
+              <w:left w:type="dxa" w:w="90"/>
+              <w:bottom w:type="dxa" w:w="30"/>
+              <w:right w:type="dxa" w:w="90"/>
+            </w:tcMar>
+          </w:tcPr>
+          <w:p>
+            <w:pPr>
+              <w:spacing w:before="12" w:after="12"/>
+            </w:pPr>
+            <w:r>
+              <w:rPr>
+                <w:b/>
+                <w:bCs/>
+                <w:color w:val="8186EF"/>
+                <w:sz w:val="18"/>
+                <w:szCs w:val="18"/>
+              </w:rPr>
+              <w:t xml:space="preserve">C. </w:t>
+            </w:r>
+            <w:r>
+              <w:rPr>
+                <w:sz w:val="18"/>
+                <w:szCs w:val="18"/>
+              </w:rPr>
+              <w:t xml:space="preserve">$6,600</w:t>
+            </w:r>
+          </w:p>
+        </w:tc>
+      </w:tr>
+      <w:tr>
+        <w:tc>
+          <w:tcPr>
+            <w:tcW w:type="pct" w:w="2500"/>
+            <w:tcMar>
+              <w:top w:type="dxa" w:w="30"/>
+              <w:left w:type="dxa" w:w="90"/>
+              <w:bottom w:type="dxa" w:w="30"/>
+              <w:right w:type="dxa" w:w="90"/>
+            </w:tcMar>
+          </w:tcPr>
+          <w:p>
+            <w:pPr>
+              <w:spacing w:before="12" w:after="12"/>
+            </w:pPr>
+            <w:r>
+              <w:rPr>
+                <w:b/>
+                <w:bCs/>
+                <w:color w:val="8186EF"/>
+                <w:sz w:val="18"/>
+                <w:szCs w:val="18"/>
+              </w:rPr>
+              <w:t xml:space="preserve">B. </w:t>
+            </w:r>
+            <w:r>
+              <w:rPr>
+                <w:sz w:val="18"/>
+                <w:szCs w:val="18"/>
+              </w:rPr>
+              <w:t xml:space="preserve">$6,600 + $10,000 = $16,600</w:t>
+            </w:r>
+          </w:p>
+        </w:tc>
+        <w:tc>
+          <w:tcPr>
+            <w:tcW w:type="pct" w:w="2500"/>
+            <w:tcMar>
+              <w:top w:type="dxa" w:w="30"/>
+              <w:left w:type="dxa" w:w="90"/>
+              <w:bottom w:type="dxa" w:w="30"/>
+              <w:right w:type="dxa" w:w="90"/>
+            </w:tcMar>
+          </w:tcPr>
+          <w:p>
+            <w:pPr>
+              <w:spacing w:before="12" w:after="12"/>
+            </w:pPr>
+            <w:r>
+              <w:rPr>
+                <w:b/>
+                <w:bCs/>
+                <w:color w:val="8186EF"/>
+                <w:sz w:val="18"/>
+                <w:szCs w:val="18"/>
+              </w:rPr>
+              <w:t xml:space="preserve">D. </w:t>
+            </w:r>
+            <w:r>
+              <w:rPr>
+                <w:sz w:val="18"/>
+                <w:szCs w:val="18"/>
+              </w:rPr>
+              <w:t xml:space="preserve">$10,000</w:t>
+            </w:r>
+          </w:p>
+        </w:tc>
+      </w:tr>
+    </w:tbl>
+    <w:p>
+      <w:pPr>
+        <w:spacing w:before="40" w:after="16"/>
+        <w:ind w:left="300" w:hanging="300"/>
       </w:pPr>
       <w:r>
         <w:rPr>
           <w:b/>
           <w:bCs/>
-          <w:color w:val="8186EF"/>
-          <w:sz w:val="18"/>
-          <w:szCs w:val="18"/>
-        </w:rPr>
-        <w:t xml:space="preserve">A. </w:t>
-      </w:r>
-      <w:r>
-        <w:rPr>
-          <w:sz w:val="18"/>
-          <w:szCs w:val="18"/>
-        </w:rPr>
-        <w:t xml:space="preserve">$6,600</w:t>
-      </w:r>
-    </w:p>
-    <w:p>
-      <w:pPr>
-        <w:spacing w:after="18"/>
-        <w:ind w:left="560" w:hanging="260"/>
+          <w:color w:val="353A7C"/>
+          <w:sz w:val="19"/>
+          <w:szCs w:val="19"/>
+        </w:rPr>
+        <w:t xml:space="preserve">7.  </w:t>
+      </w:r>
+      <w:r>
+        <w:rPr>
+          <w:sz w:val="19"/>
+          <w:szCs w:val="19"/>
+        </w:rPr>
+        <w:t xml:space="preserve">Which answer does the book give for Ending inventory, line 2: 500 × $20?</w:t>
+      </w:r>
+    </w:p>
+    <w:tbl>
+      <w:tblPr>
+        <w:tblW w:type="pct" w:w="100%"/>
+        <w:tblLayout w:type="fixed"/>
+      </w:tblPr>
+      <w:tblGrid>
+        <w:gridCol w:w="4800"/>
+        <w:gridCol w:w="4800"/>
+      </w:tblGrid>
+      <w:tr>
+        <w:tc>
+          <w:tcPr>
+            <w:tcW w:type="pct" w:w="2500"/>
+            <w:tcMar>
+              <w:top w:type="dxa" w:w="30"/>
+              <w:left w:type="dxa" w:w="90"/>
+              <w:bottom w:type="dxa" w:w="30"/>
+              <w:right w:type="dxa" w:w="90"/>
+            </w:tcMar>
+          </w:tcPr>
+          <w:p>
+            <w:pPr>
+              <w:spacing w:before="12" w:after="12"/>
+            </w:pPr>
+            <w:r>
+              <w:rPr>
+                <w:b/>
+                <w:bCs/>
+                <w:color w:val="8186EF"/>
+                <w:sz w:val="18"/>
+                <w:szCs w:val="18"/>
+              </w:rPr>
+              <w:t xml:space="preserve">A. </w:t>
+            </w:r>
+            <w:r>
+              <w:rPr>
+                <w:sz w:val="18"/>
+                <w:szCs w:val="18"/>
+              </w:rPr>
+              <w:t xml:space="preserve">$10,000</w:t>
+            </w:r>
+          </w:p>
+        </w:tc>
+        <w:tc>
+          <w:tcPr>
+            <w:tcW w:type="pct" w:w="2500"/>
+            <w:tcMar>
+              <w:top w:type="dxa" w:w="30"/>
+              <w:left w:type="dxa" w:w="90"/>
+              <w:bottom w:type="dxa" w:w="30"/>
+              <w:right w:type="dxa" w:w="90"/>
+            </w:tcMar>
+          </w:tcPr>
+          <w:p>
+            <w:pPr>
+              <w:spacing w:before="12" w:after="12"/>
+            </w:pPr>
+            <w:r>
+              <w:rPr>
+                <w:b/>
+                <w:bCs/>
+                <w:color w:val="8186EF"/>
+                <w:sz w:val="18"/>
+                <w:szCs w:val="18"/>
+              </w:rPr>
+              <w:t xml:space="preserve">C. </w:t>
+            </w:r>
+            <w:r>
+              <w:rPr>
+                <w:sz w:val="18"/>
+                <w:szCs w:val="18"/>
+              </w:rPr>
+              <w:t xml:space="preserve">$6,600 + $10,000 = $16,600</w:t>
+            </w:r>
+          </w:p>
+        </w:tc>
+      </w:tr>
+      <w:tr>
+        <w:tc>
+          <w:tcPr>
+            <w:tcW w:type="pct" w:w="2500"/>
+            <w:tcMar>
+              <w:top w:type="dxa" w:w="30"/>
+              <w:left w:type="dxa" w:w="90"/>
+              <w:bottom w:type="dxa" w:w="30"/>
+              <w:right w:type="dxa" w:w="90"/>
+            </w:tcMar>
+          </w:tcPr>
+          <w:p>
+            <w:pPr>
+              <w:spacing w:before="12" w:after="12"/>
+            </w:pPr>
+            <w:r>
+              <w:rPr>
+                <w:b/>
+                <w:bCs/>
+                <w:color w:val="8186EF"/>
+                <w:sz w:val="18"/>
+                <w:szCs w:val="18"/>
+              </w:rPr>
+              <w:t xml:space="preserve">B. </w:t>
+            </w:r>
+            <w:r>
+              <w:rPr>
+                <w:sz w:val="18"/>
+                <w:szCs w:val="18"/>
+              </w:rPr>
+              <w:t xml:space="preserve">$6,600</w:t>
+            </w:r>
+          </w:p>
+        </w:tc>
+        <w:tc>
+          <w:tcPr>
+            <w:tcW w:type="pct" w:w="2500"/>
+            <w:tcMar>
+              <w:top w:type="dxa" w:w="30"/>
+              <w:left w:type="dxa" w:w="90"/>
+              <w:bottom w:type="dxa" w:w="30"/>
+              <w:right w:type="dxa" w:w="90"/>
+            </w:tcMar>
+          </w:tcPr>
+          <w:p>
+            <w:pPr>
+              <w:spacing w:before="12" w:after="12"/>
+            </w:pPr>
+            <w:r>
+              <w:rPr>
+                <w:b/>
+                <w:bCs/>
+                <w:color w:val="8186EF"/>
+                <w:sz w:val="18"/>
+                <w:szCs w:val="18"/>
+              </w:rPr>
+              <w:t xml:space="preserve">D. </w:t>
+            </w:r>
+            <w:r>
+              <w:rPr>
+                <w:sz w:val="18"/>
+                <w:szCs w:val="18"/>
+              </w:rPr>
+              <w:t xml:space="preserve">$26,400</w:t>
+            </w:r>
+          </w:p>
+        </w:tc>
+      </w:tr>
+    </w:tbl>
+    <w:p>
+      <w:pPr>
+        <w:spacing w:before="40" w:after="16"/>
+        <w:ind w:left="300" w:hanging="300"/>
       </w:pPr>
       <w:r>
         <w:rPr>
           <w:b/>
           <w:bCs/>
-          <w:color w:val="8186EF"/>
-          <w:sz w:val="18"/>
-          <w:szCs w:val="18"/>
-        </w:rPr>
-        <w:t xml:space="preserve">B. </w:t>
-      </w:r>
-      <w:r>
-        <w:rPr>
-          <w:sz w:val="18"/>
-          <w:szCs w:val="18"/>
-        </w:rPr>
-        <w:t xml:space="preserve">$10,000</w:t>
-      </w:r>
-    </w:p>
-    <w:p>
-      <w:pPr>
-        <w:spacing w:after="18"/>
-        <w:ind w:left="560" w:hanging="260"/>
-      </w:pPr>
-      <w:r>
-        <w:rPr>
-          <w:b/>
-          <w:bCs/>
-          <w:color w:val="8186EF"/>
-          <w:sz w:val="18"/>
-          <w:szCs w:val="18"/>
-        </w:rPr>
-        <w:t xml:space="preserve">C. </w:t>
-      </w:r>
-      <w:r>
-        <w:rPr>
-          <w:sz w:val="18"/>
-          <w:szCs w:val="18"/>
-        </w:rPr>
-        <w:t xml:space="preserve">$25,000 + $26,400 = $51,400</w:t>
-      </w:r>
-    </w:p>
-    <w:p>
-      <w:pPr>
-        <w:spacing w:after="18"/>
-        <w:ind w:left="560" w:hanging="260"/>
-      </w:pPr>
-      <w:r>
-        <w:rPr>
-          <w:b/>
-          <w:bCs/>
-          <w:color w:val="8186EF"/>
-          <w:sz w:val="18"/>
-          <w:szCs w:val="18"/>
-        </w:rPr>
-        <w:t xml:space="preserve">D. </w:t>
-      </w:r>
-      <w:r>
-        <w:rPr>
-          <w:sz w:val="18"/>
-          <w:szCs w:val="18"/>
-        </w:rPr>
-        <w:t xml:space="preserve">$51,400 + $16,600 = $68,000, the cost of goods available.</w:t>
-      </w:r>
-    </w:p>
+          <w:color w:val="353A7C"/>
+          <w:sz w:val="19"/>
+          <w:szCs w:val="19"/>
+        </w:rPr>
+        <w:t xml:space="preserve">8.  </w:t>
+      </w:r>
+      <w:r>
+        <w:rPr>
+          <w:sz w:val="19"/>
+          <w:szCs w:val="19"/>
+        </w:rPr>
+        <w:t xml:space="preserve">Which answer does the book give for Total COGS?</w:t>
+      </w:r>
+    </w:p>
+    <w:tbl>
+      <w:tblPr>
+        <w:tblW w:type="pct" w:w="100%"/>
+        <w:tblLayout w:type="fixed"/>
+      </w:tblPr>
+      <w:tblGrid>
+        <w:gridCol w:w="4800"/>
+        <w:gridCol w:w="4800"/>
+      </w:tblGrid>
+      <w:tr>
+        <w:tc>
+          <w:tcPr>
+            <w:tcW w:type="pct" w:w="2500"/>
+            <w:tcMar>
+              <w:top w:type="dxa" w:w="30"/>
+              <w:left w:type="dxa" w:w="90"/>
+              <w:bottom w:type="dxa" w:w="30"/>
+              <w:right w:type="dxa" w:w="90"/>
+            </w:tcMar>
+          </w:tcPr>
+          <w:p>
+            <w:pPr>
+              <w:spacing w:before="12" w:after="12"/>
+            </w:pPr>
+            <w:r>
+              <w:rPr>
+                <w:b/>
+                <w:bCs/>
+                <w:color w:val="8186EF"/>
+                <w:sz w:val="18"/>
+                <w:szCs w:val="18"/>
+              </w:rPr>
+              <w:t xml:space="preserve">A. </w:t>
+            </w:r>
+            <w:r>
+              <w:rPr>
+                <w:sz w:val="18"/>
+                <w:szCs w:val="18"/>
+              </w:rPr>
+              <w:t xml:space="preserve">$10,000</w:t>
+            </w:r>
+          </w:p>
+        </w:tc>
+        <w:tc>
+          <w:tcPr>
+            <w:tcW w:type="pct" w:w="2500"/>
+            <w:tcMar>
+              <w:top w:type="dxa" w:w="30"/>
+              <w:left w:type="dxa" w:w="90"/>
+              <w:bottom w:type="dxa" w:w="30"/>
+              <w:right w:type="dxa" w:w="90"/>
+            </w:tcMar>
+          </w:tcPr>
+          <w:p>
+            <w:pPr>
+              <w:spacing w:before="12" w:after="12"/>
+            </w:pPr>
+            <w:r>
+              <w:rPr>
+                <w:b/>
+                <w:bCs/>
+                <w:color w:val="8186EF"/>
+                <w:sz w:val="18"/>
+                <w:szCs w:val="18"/>
+              </w:rPr>
+              <w:t xml:space="preserve">C. </w:t>
+            </w:r>
+            <w:r>
+              <w:rPr>
+                <w:sz w:val="18"/>
+                <w:szCs w:val="18"/>
+              </w:rPr>
+              <w:t xml:space="preserve">$25,000 + $26,400 = $51,400</w:t>
+            </w:r>
+          </w:p>
+        </w:tc>
+      </w:tr>
+      <w:tr>
+        <w:tc>
+          <w:tcPr>
+            <w:tcW w:type="pct" w:w="2500"/>
+            <w:tcMar>
+              <w:top w:type="dxa" w:w="30"/>
+              <w:left w:type="dxa" w:w="90"/>
+              <w:bottom w:type="dxa" w:w="30"/>
+              <w:right w:type="dxa" w:w="90"/>
+            </w:tcMar>
+          </w:tcPr>
+          <w:p>
+            <w:pPr>
+              <w:spacing w:before="12" w:after="12"/>
+            </w:pPr>
+            <w:r>
+              <w:rPr>
+                <w:b/>
+                <w:bCs/>
+                <w:color w:val="8186EF"/>
+                <w:sz w:val="18"/>
+                <w:szCs w:val="18"/>
+              </w:rPr>
+              <w:t xml:space="preserve">B. </w:t>
+            </w:r>
+            <w:r>
+              <w:rPr>
+                <w:sz w:val="18"/>
+                <w:szCs w:val="18"/>
+              </w:rPr>
+              <w:t xml:space="preserve">$6,600 + $10,000 = $16,600</w:t>
+            </w:r>
+          </w:p>
+        </w:tc>
+        <w:tc>
+          <w:tcPr>
+            <w:tcW w:type="pct" w:w="2500"/>
+            <w:tcMar>
+              <w:top w:type="dxa" w:w="30"/>
+              <w:left w:type="dxa" w:w="90"/>
+              <w:bottom w:type="dxa" w:w="30"/>
+              <w:right w:type="dxa" w:w="90"/>
+            </w:tcMar>
+          </w:tcPr>
+          <w:p>
+            <w:pPr>
+              <w:spacing w:before="12" w:after="12"/>
+            </w:pPr>
+            <w:r>
+              <w:rPr>
+                <w:b/>
+                <w:bCs/>
+                <w:color w:val="8186EF"/>
+                <w:sz w:val="18"/>
+                <w:szCs w:val="18"/>
+              </w:rPr>
+              <w:t xml:space="preserve">D. </w:t>
+            </w:r>
+            <w:r>
+              <w:rPr>
+                <w:sz w:val="18"/>
+                <w:szCs w:val="18"/>
+              </w:rPr>
+              <w:t xml:space="preserve">$26,400</w:t>
+            </w:r>
+          </w:p>
+        </w:tc>
+      </w:tr>
+    </w:tbl>
     <w:p>
       <w:pPr>
         <w:spacing w:before="30" w:after="30"/>
@@ -26303,8 +26519,8 @@
         </w:tblBorders>
       </w:tblPr>
       <w:tblGrid>
-        <w:gridCol w:w="8184"/>
-        <w:gridCol w:w="1416"/>
+        <w:gridCol w:w="5644"/>
+        <w:gridCol w:w="3956"/>
       </w:tblGrid>
       <w:tr>
         <w:tc>
@@ -26339,7 +26555,7 @@
       <w:tr>
         <w:tc>
           <w:tcPr>
-            <w:tcW w:type="pct" w:w="4262"/>
+            <w:tcW w:type="pct" w:w="2939"/>
             <w:tcMar>
               <w:top w:type="dxa" w:w="50"/>
               <w:left w:type="dxa" w:w="110"/>
@@ -26365,7 +26581,7 @@
         </w:tc>
         <w:tc>
           <w:tcPr>
-            <w:tcW w:type="pct" w:w="738"/>
+            <w:tcW w:type="pct" w:w="2061"/>
             <w:tcMar>
               <w:top w:type="dxa" w:w="50"/>
               <w:left w:type="dxa" w:w="110"/>
@@ -26393,7 +26609,7 @@
       <w:tr>
         <w:tc>
           <w:tcPr>
-            <w:tcW w:type="pct" w:w="4262"/>
+            <w:tcW w:type="pct" w:w="2939"/>
             <w:tcMar>
               <w:top w:type="dxa" w:w="50"/>
               <w:left w:type="dxa" w:w="110"/>
@@ -26417,7 +26633,7 @@
         </w:tc>
         <w:tc>
           <w:tcPr>
-            <w:tcW w:type="pct" w:w="738"/>
+            <w:tcW w:type="pct" w:w="2061"/>
             <w:tcMar>
               <w:top w:type="dxa" w:w="50"/>
               <w:left w:type="dxa" w:w="110"/>
@@ -26443,7 +26659,7 @@
       <w:tr>
         <w:tc>
           <w:tcPr>
-            <w:tcW w:type="pct" w:w="4262"/>
+            <w:tcW w:type="pct" w:w="2939"/>
             <w:shd w:fill="FBFAF6" w:val="clear"/>
             <w:tcMar>
               <w:top w:type="dxa" w:w="50"/>
@@ -26468,7 +26684,7 @@
         </w:tc>
         <w:tc>
           <w:tcPr>
-            <w:tcW w:type="pct" w:w="738"/>
+            <w:tcW w:type="pct" w:w="2061"/>
             <w:shd w:fill="FBFAF6" w:val="clear"/>
             <w:tcMar>
               <w:top w:type="dxa" w:w="50"/>
@@ -26495,7 +26711,7 @@
       <w:tr>
         <w:tc>
           <w:tcPr>
-            <w:tcW w:type="pct" w:w="4262"/>
+            <w:tcW w:type="pct" w:w="2939"/>
             <w:tcMar>
               <w:top w:type="dxa" w:w="50"/>
               <w:left w:type="dxa" w:w="110"/>
@@ -26519,7 +26735,7 @@
         </w:tc>
         <w:tc>
           <w:tcPr>
-            <w:tcW w:type="pct" w:w="738"/>
+            <w:tcW w:type="pct" w:w="2061"/>
             <w:tcMar>
               <w:top w:type="dxa" w:w="50"/>
               <w:left w:type="dxa" w:w="110"/>
@@ -26545,7 +26761,7 @@
       <w:tr>
         <w:tc>
           <w:tcPr>
-            <w:tcW w:type="pct" w:w="4262"/>
+            <w:tcW w:type="pct" w:w="2939"/>
             <w:shd w:fill="FBFAF6" w:val="clear"/>
             <w:tcMar>
               <w:top w:type="dxa" w:w="50"/>
@@ -26570,7 +26786,7 @@
         </w:tc>
         <w:tc>
           <w:tcPr>
-            <w:tcW w:type="pct" w:w="738"/>
+            <w:tcW w:type="pct" w:w="2061"/>
             <w:shd w:fill="FBFAF6" w:val="clear"/>
             <w:tcMar>
               <w:top w:type="dxa" w:w="50"/>
@@ -29165,6 +29381,18 @@
         <w:t xml:space="preserve">  FALSE  </w:t>
       </w:r>
     </w:p>
+    <w:p>
+      <w:pPr>
+        <w:pageBreakBefore w:val="true"/>
+        <w:spacing w:after="0"/>
+      </w:pPr>
+      <w:r>
+        <w:rPr>
+          <w:sz w:val="2"/>
+        </w:rPr>
+        <w:t xml:space="preserve"> </w:t>
+      </w:r>
+    </w:p>
     <w:tbl>
       <w:tblPr>
         <w:tblW w:type="pct" w:w="100%"/>
@@ -29317,18 +29545,6 @@
     </w:p>
     <w:p>
       <w:pPr>
-        <w:pageBreakBefore w:val="true"/>
-        <w:spacing w:after="0"/>
-      </w:pPr>
-      <w:r>
-        <w:rPr>
-          <w:sz w:val="2"/>
-        </w:rPr>
-        <w:t xml:space="preserve"> </w:t>
-      </w:r>
-    </w:p>
-    <w:p>
-      <w:pPr>
         <w:spacing w:before="40" w:after="16"/>
         <w:ind w:left="300" w:hanging="300"/>
       </w:pPr>
@@ -29347,7 +29563,7 @@
           <w:sz w:val="19"/>
           <w:szCs w:val="19"/>
         </w:rPr>
-        <w:t xml:space="preserve">“section 7.1” — which part of the chapter is this?</w:t>
+        <w:t xml:space="preserve">Which part of this chapter is section 7.1?</w:t>
       </w:r>
     </w:p>
     <w:p>
@@ -29370,7 +29586,7 @@
           <w:sz w:val="18"/>
           <w:szCs w:val="18"/>
         </w:rPr>
-        <w:t xml:space="preserve">Cost flow assumptions</w:t>
+        <w:t xml:space="preserve">Effects on income, taxes and assets</w:t>
       </w:r>
     </w:p>
     <w:p>
@@ -29416,7 +29632,7 @@
           <w:sz w:val="18"/>
           <w:szCs w:val="18"/>
         </w:rPr>
-        <w:t xml:space="preserve">Effects on income, taxes and assets</w:t>
+        <w:t xml:space="preserve">Cost flow assumptions</w:t>
       </w:r>
     </w:p>
     <w:p>
@@ -29462,7 +29678,7 @@
           <w:sz w:val="19"/>
           <w:szCs w:val="19"/>
         </w:rPr>
-        <w:t xml:space="preserve">“section 7.2” — which part of the chapter is this?</w:t>
+        <w:t xml:space="preserve">Which part of this chapter is section 7.2?</w:t>
       </w:r>
     </w:p>
     <w:p>
@@ -29485,7 +29701,7 @@
           <w:sz w:val="18"/>
           <w:szCs w:val="18"/>
         </w:rPr>
-        <w:t xml:space="preserve">Effects on income, taxes and assets</w:t>
+        <w:t xml:space="preserve">Cost flow assumptions</w:t>
       </w:r>
     </w:p>
     <w:p>
@@ -29554,7 +29770,7 @@
           <w:sz w:val="18"/>
           <w:szCs w:val="18"/>
         </w:rPr>
-        <w:t xml:space="preserve">Cost flow assumptions</w:t>
+        <w:t xml:space="preserve">Effects on income, taxes and assets</w:t>
       </w:r>
     </w:p>
     <w:p>
@@ -29577,101 +29793,155 @@
           <w:sz w:val="19"/>
           <w:szCs w:val="19"/>
         </w:rPr>
-        <w:t xml:space="preserve">“section 7.3” — which part of the chapter is this?</w:t>
-      </w:r>
-    </w:p>
-    <w:p>
-      <w:pPr>
-        <w:spacing w:after="18"/>
-        <w:ind w:left="560" w:hanging="260"/>
-      </w:pPr>
-      <w:r>
-        <w:rPr>
-          <w:b/>
-          <w:bCs/>
-          <w:color w:val="8186EF"/>
-          <w:sz w:val="18"/>
-          <w:szCs w:val="18"/>
-        </w:rPr>
-        <w:t xml:space="preserve">A. </w:t>
-      </w:r>
-      <w:r>
-        <w:rPr>
-          <w:sz w:val="18"/>
-          <w:szCs w:val="18"/>
-        </w:rPr>
-        <w:t xml:space="preserve">Effects on income, taxes and assets</w:t>
-      </w:r>
-    </w:p>
-    <w:p>
-      <w:pPr>
-        <w:spacing w:after="18"/>
-        <w:ind w:left="560" w:hanging="260"/>
-      </w:pPr>
-      <w:r>
-        <w:rPr>
-          <w:b/>
-          <w:bCs/>
-          <w:color w:val="8186EF"/>
-          <w:sz w:val="18"/>
-          <w:szCs w:val="18"/>
-        </w:rPr>
-        <w:t xml:space="preserve">B. </w:t>
-      </w:r>
-      <w:r>
-        <w:rPr>
-          <w:sz w:val="18"/>
-          <w:szCs w:val="18"/>
-        </w:rPr>
-        <w:t xml:space="preserve">Which goods belong in inventory?</w:t>
-      </w:r>
-    </w:p>
-    <w:p>
-      <w:pPr>
-        <w:spacing w:after="18"/>
-        <w:ind w:left="560" w:hanging="260"/>
-      </w:pPr>
-      <w:r>
-        <w:rPr>
-          <w:b/>
-          <w:bCs/>
-          <w:color w:val="8186EF"/>
-          <w:sz w:val="18"/>
-          <w:szCs w:val="18"/>
-        </w:rPr>
-        <w:t xml:space="preserve">C. </w:t>
-      </w:r>
-      <w:r>
-        <w:rPr>
-          <w:sz w:val="18"/>
-          <w:szCs w:val="18"/>
-        </w:rPr>
-        <w:t xml:space="preserve">Which costs belong in inventory?</w:t>
-      </w:r>
-    </w:p>
-    <w:p>
-      <w:pPr>
-        <w:spacing w:after="18"/>
-        <w:ind w:left="560" w:hanging="260"/>
-      </w:pPr>
-      <w:r>
-        <w:rPr>
-          <w:b/>
-          <w:bCs/>
-          <w:color w:val="8186EF"/>
-          <w:sz w:val="18"/>
-          <w:szCs w:val="18"/>
-        </w:rPr>
-        <w:t xml:space="preserve">D. </w:t>
-      </w:r>
-      <w:r>
-        <w:rPr>
-          <w:sz w:val="18"/>
-          <w:szCs w:val="18"/>
-        </w:rPr>
-        <w:t xml:space="preserve">Cost flow assumptions</w:t>
-      </w:r>
-    </w:p>
+        <w:t xml:space="preserve">Which part of this chapter is section 7.3?</w:t>
+      </w:r>
+    </w:p>
+    <w:tbl>
+      <w:tblPr>
+        <w:tblW w:type="pct" w:w="100%"/>
+        <w:tblLayout w:type="fixed"/>
+      </w:tblPr>
+      <w:tblGrid>
+        <w:gridCol w:w="4800"/>
+        <w:gridCol w:w="4800"/>
+      </w:tblGrid>
+      <w:tr>
+        <w:tc>
+          <w:tcPr>
+            <w:tcW w:type="pct" w:w="2500"/>
+            <w:tcMar>
+              <w:top w:type="dxa" w:w="30"/>
+              <w:left w:type="dxa" w:w="90"/>
+              <w:bottom w:type="dxa" w:w="30"/>
+              <w:right w:type="dxa" w:w="90"/>
+            </w:tcMar>
+          </w:tcPr>
+          <w:p>
+            <w:pPr>
+              <w:spacing w:before="12" w:after="12"/>
+            </w:pPr>
+            <w:r>
+              <w:rPr>
+                <w:b/>
+                <w:bCs/>
+                <w:color w:val="8186EF"/>
+                <w:sz w:val="18"/>
+                <w:szCs w:val="18"/>
+              </w:rPr>
+              <w:t xml:space="preserve">A. </w:t>
+            </w:r>
+            <w:r>
+              <w:rPr>
+                <w:sz w:val="18"/>
+                <w:szCs w:val="18"/>
+              </w:rPr>
+              <w:t xml:space="preserve">Which costs belong in inventory?</w:t>
+            </w:r>
+          </w:p>
+        </w:tc>
+        <w:tc>
+          <w:tcPr>
+            <w:tcW w:type="pct" w:w="2500"/>
+            <w:tcMar>
+              <w:top w:type="dxa" w:w="30"/>
+              <w:left w:type="dxa" w:w="90"/>
+              <w:bottom w:type="dxa" w:w="30"/>
+              <w:right w:type="dxa" w:w="90"/>
+            </w:tcMar>
+          </w:tcPr>
+          <w:p>
+            <w:pPr>
+              <w:spacing w:before="12" w:after="12"/>
+            </w:pPr>
+            <w:r>
+              <w:rPr>
+                <w:b/>
+                <w:bCs/>
+                <w:color w:val="8186EF"/>
+                <w:sz w:val="18"/>
+                <w:szCs w:val="18"/>
+              </w:rPr>
+              <w:t xml:space="preserve">C. </w:t>
+            </w:r>
+            <w:r>
+              <w:rPr>
+                <w:sz w:val="18"/>
+                <w:szCs w:val="18"/>
+              </w:rPr>
+              <w:t xml:space="preserve">Which goods belong in inventory?</w:t>
+            </w:r>
+          </w:p>
+        </w:tc>
+      </w:tr>
+      <w:tr>
+        <w:tc>
+          <w:tcPr>
+            <w:tcW w:type="pct" w:w="2500"/>
+            <w:tcMar>
+              <w:top w:type="dxa" w:w="30"/>
+              <w:left w:type="dxa" w:w="90"/>
+              <w:bottom w:type="dxa" w:w="30"/>
+              <w:right w:type="dxa" w:w="90"/>
+            </w:tcMar>
+          </w:tcPr>
+          <w:p>
+            <w:pPr>
+              <w:spacing w:before="12" w:after="12"/>
+            </w:pPr>
+            <w:r>
+              <w:rPr>
+                <w:b/>
+                <w:bCs/>
+                <w:color w:val="8186EF"/>
+                <w:sz w:val="18"/>
+                <w:szCs w:val="18"/>
+              </w:rPr>
+              <w:t xml:space="preserve">B. </w:t>
+            </w:r>
+            <w:r>
+              <w:rPr>
+                <w:sz w:val="18"/>
+                <w:szCs w:val="18"/>
+              </w:rPr>
+              <w:t xml:space="preserve">Inventory errors</w:t>
+            </w:r>
+          </w:p>
+        </w:tc>
+        <w:tc>
+          <w:tcPr>
+            <w:tcW w:type="pct" w:w="2500"/>
+            <w:tcMar>
+              <w:top w:type="dxa" w:w="30"/>
+              <w:left w:type="dxa" w:w="90"/>
+              <w:bottom w:type="dxa" w:w="30"/>
+              <w:right w:type="dxa" w:w="90"/>
+            </w:tcMar>
+          </w:tcPr>
+          <w:p>
+            <w:pPr>
+              <w:spacing w:before="12" w:after="12"/>
+            </w:pPr>
+            <w:r>
+              <w:rPr>
+                <w:b/>
+                <w:bCs/>
+                <w:color w:val="8186EF"/>
+                <w:sz w:val="18"/>
+                <w:szCs w:val="18"/>
+              </w:rPr>
+              <w:t xml:space="preserve">D. </w:t>
+            </w:r>
+            <w:r>
+              <w:rPr>
+                <w:sz w:val="18"/>
+                <w:szCs w:val="18"/>
+              </w:rPr>
+              <w:t xml:space="preserve">Cost flow assumptions</w:t>
+            </w:r>
+          </w:p>
+        </w:tc>
+      </w:tr>
+    </w:tbl>
     <w:p>
       <w:pPr>
         <w:spacing w:before="40" w:after="24"/>
@@ -30094,6 +30364,18 @@
       </w:r>
     </w:p>
     <w:p/>
+    <w:p>
+      <w:pPr>
+        <w:pageBreakBefore w:val="true"/>
+        <w:spacing w:after="0"/>
+      </w:pPr>
+      <w:r>
+        <w:rPr>
+          <w:sz w:val="2"/>
+        </w:rPr>
+        <w:t xml:space="preserve"> </w:t>
+      </w:r>
+    </w:p>
     <w:tbl>
       <w:tblPr>
         <w:tblW w:type="pct" w:w="100%"/>
@@ -30913,18 +31195,6 @@
           <w:szCs w:val="16"/>
         </w:rPr>
         <w:t xml:space="preserve">name the section each question belongs to. Most disagreements turn out to be about the section, not the answer.</w:t>
-      </w:r>
-    </w:p>
-    <w:p>
-      <w:pPr>
-        <w:pageBreakBefore w:val="true"/>
-        <w:spacing w:after="0"/>
-      </w:pPr>
-      <w:r>
-        <w:rPr>
-          <w:sz w:val="2"/>
-        </w:rPr>
-        <w:t xml:space="preserve"> </w:t>
       </w:r>
     </w:p>
     <w:tbl>
@@ -31352,8 +31622,8 @@
         </w:tblBorders>
       </w:tblPr>
       <w:tblGrid>
-        <w:gridCol w:w="1416"/>
-        <w:gridCol w:w="8184"/>
+        <w:gridCol w:w="3956"/>
+        <w:gridCol w:w="5644"/>
       </w:tblGrid>
       <w:tr>
         <w:tc>
@@ -31388,7 +31658,7 @@
       <w:tr>
         <w:tc>
           <w:tcPr>
-            <w:tcW w:type="pct" w:w="738"/>
+            <w:tcW w:type="pct" w:w="2061"/>
             <w:tcMar>
               <w:top w:type="dxa" w:w="50"/>
               <w:left w:type="dxa" w:w="110"/>
@@ -31414,7 +31684,7 @@
         </w:tc>
         <w:tc>
           <w:tcPr>
-            <w:tcW w:type="pct" w:w="4262"/>
+            <w:tcW w:type="pct" w:w="2939"/>
             <w:tcMar>
               <w:top w:type="dxa" w:w="50"/>
               <w:left w:type="dxa" w:w="110"/>
@@ -31442,7 +31712,7 @@
       <w:tr>
         <w:tc>
           <w:tcPr>
-            <w:tcW w:type="pct" w:w="738"/>
+            <w:tcW w:type="pct" w:w="2061"/>
             <w:tcMar>
               <w:top w:type="dxa" w:w="50"/>
               <w:left w:type="dxa" w:w="110"/>
@@ -31466,7 +31736,7 @@
         </w:tc>
         <w:tc>
           <w:tcPr>
-            <w:tcW w:type="pct" w:w="4262"/>
+            <w:tcW w:type="pct" w:w="2939"/>
             <w:tcMar>
               <w:top w:type="dxa" w:w="50"/>
               <w:left w:type="dxa" w:w="110"/>
@@ -31492,7 +31762,7 @@
       <w:tr>
         <w:tc>
           <w:tcPr>
-            <w:tcW w:type="pct" w:w="738"/>
+            <w:tcW w:type="pct" w:w="2061"/>
             <w:shd w:fill="FBFAF6" w:val="clear"/>
             <w:tcMar>
               <w:top w:type="dxa" w:w="50"/>
@@ -31517,7 +31787,7 @@
         </w:tc>
         <w:tc>
           <w:tcPr>
-            <w:tcW w:type="pct" w:w="4262"/>
+            <w:tcW w:type="pct" w:w="2939"/>
             <w:shd w:fill="FBFAF6" w:val="clear"/>
             <w:tcMar>
               <w:top w:type="dxa" w:w="50"/>
@@ -31544,7 +31814,7 @@
       <w:tr>
         <w:tc>
           <w:tcPr>
-            <w:tcW w:type="pct" w:w="738"/>
+            <w:tcW w:type="pct" w:w="2061"/>
             <w:tcMar>
               <w:top w:type="dxa" w:w="50"/>
               <w:left w:type="dxa" w:w="110"/>
@@ -31568,7 +31838,7 @@
         </w:tc>
         <w:tc>
           <w:tcPr>
-            <w:tcW w:type="pct" w:w="4262"/>
+            <w:tcW w:type="pct" w:w="2939"/>
             <w:tcMar>
               <w:top w:type="dxa" w:w="50"/>
               <w:left w:type="dxa" w:w="110"/>
@@ -31594,7 +31864,7 @@
       <w:tr>
         <w:tc>
           <w:tcPr>
-            <w:tcW w:type="pct" w:w="738"/>
+            <w:tcW w:type="pct" w:w="2061"/>
             <w:shd w:fill="FBFAF6" w:val="clear"/>
             <w:tcMar>
               <w:top w:type="dxa" w:w="50"/>
@@ -31619,7 +31889,7 @@
         </w:tc>
         <w:tc>
           <w:tcPr>
-            <w:tcW w:type="pct" w:w="4262"/>
+            <w:tcW w:type="pct" w:w="2939"/>
             <w:shd w:fill="FBFAF6" w:val="clear"/>
             <w:tcMar>
               <w:top w:type="dxa" w:w="50"/>
@@ -31646,7 +31916,7 @@
       <w:tr>
         <w:tc>
           <w:tcPr>
-            <w:tcW w:type="pct" w:w="738"/>
+            <w:tcW w:type="pct" w:w="2061"/>
             <w:tcMar>
               <w:top w:type="dxa" w:w="50"/>
               <w:left w:type="dxa" w:w="110"/>
@@ -31670,7 +31940,7 @@
         </w:tc>
         <w:tc>
           <w:tcPr>
-            <w:tcW w:type="pct" w:w="4262"/>
+            <w:tcW w:type="pct" w:w="2939"/>
             <w:tcMar>
               <w:top w:type="dxa" w:w="50"/>
               <w:left w:type="dxa" w:w="110"/>
@@ -31696,7 +31966,7 @@
       <w:tr>
         <w:tc>
           <w:tcPr>
-            <w:tcW w:type="pct" w:w="738"/>
+            <w:tcW w:type="pct" w:w="2061"/>
             <w:shd w:fill="FBFAF6" w:val="clear"/>
             <w:tcMar>
               <w:top w:type="dxa" w:w="50"/>
@@ -31721,7 +31991,7 @@
         </w:tc>
         <w:tc>
           <w:tcPr>
-            <w:tcW w:type="pct" w:w="4262"/>
+            <w:tcW w:type="pct" w:w="2939"/>
             <w:shd w:fill="FBFAF6" w:val="clear"/>
             <w:tcMar>
               <w:top w:type="dxa" w:w="50"/>
@@ -31865,7 +32135,7 @@
           <w:sz w:val="18"/>
           <w:szCs w:val="18"/>
         </w:rPr>
-        <w:t xml:space="preserve">Enter the correct number of cartons in ending inventory.</w:t>
+        <w:t xml:space="preserve">If Orontes had used the unadjusted count, its FIFO cost of goods sold </w:t>
       </w:r>
     </w:p>
     <w:p>
@@ -31888,7 +32158,7 @@
           <w:sz w:val="18"/>
           <w:szCs w:val="18"/>
         </w:rPr>
-        <w:t xml:space="preserve">Enter weighted-average cost of goods sold in USD.</w:t>
+        <w:t xml:space="preserve">Enter the correct number of cartons in ending inventory.</w:t>
       </w:r>
     </w:p>
     <w:p>
@@ -31911,7 +32181,7 @@
           <w:sz w:val="18"/>
           <w:szCs w:val="18"/>
         </w:rPr>
-        <w:t xml:space="preserve">Enter FIFO ending inventory in USD.</w:t>
+        <w:t xml:space="preserve">If Orontes used periodic LIFO for tahini, what would the LIFO reserve </w:t>
       </w:r>
     </w:p>
     <w:p>
@@ -31980,7 +32250,7 @@
           <w:sz w:val="18"/>
           <w:szCs w:val="18"/>
         </w:rPr>
-        <w:t xml:space="preserve">Enter weighted-average cost of goods sold in USD.</w:t>
+        <w:t xml:space="preserve">If Orontes had used the unadjusted count, its FIFO cost of goods sold </w:t>
       </w:r>
     </w:p>
     <w:p>
@@ -32003,7 +32273,7 @@
           <w:sz w:val="18"/>
           <w:szCs w:val="18"/>
         </w:rPr>
-        <w:t xml:space="preserve">For each memo item, decide how Orontes should adjust the physical coun</w:t>
+        <w:t xml:space="preserve">Enter weighted-average cost of goods sold in USD.</w:t>
       </w:r>
     </w:p>
     <w:p>
@@ -32026,7 +32296,7 @@
           <w:sz w:val="18"/>
           <w:szCs w:val="18"/>
         </w:rPr>
-        <w:t xml:space="preserve">Enter FIFO ending inventory in USD.</w:t>
+        <w:t xml:space="preserve">For each memo item, decide how Orontes should adjust the physical coun</w:t>
       </w:r>
     </w:p>
     <w:p>
@@ -32072,7 +32342,7 @@
           <w:sz w:val="18"/>
           <w:szCs w:val="18"/>
         </w:rPr>
-        <w:t xml:space="preserve">For each memo item, decide how Orontes should adjust the physical coun</w:t>
+        <w:t xml:space="preserve">Enter weighted-average cost of goods sold in USD.</w:t>
       </w:r>
     </w:p>
     <w:p>
@@ -32095,7 +32365,7 @@
           <w:sz w:val="18"/>
           <w:szCs w:val="18"/>
         </w:rPr>
-        <w:t xml:space="preserve">Enter weighted-average cost of goods sold in USD.</w:t>
+        <w:t xml:space="preserve">For each memo item, decide how Orontes should adjust the physical coun</w:t>
       </w:r>
     </w:p>
     <w:p>
@@ -32187,7 +32457,7 @@
           <w:sz w:val="18"/>
           <w:szCs w:val="18"/>
         </w:rPr>
-        <w:t xml:space="preserve">Enter the correct number of cartons in ending inventory.</w:t>
+        <w:t xml:space="preserve">Enter FIFO ending inventory in USD.</w:t>
       </w:r>
     </w:p>
     <w:p>
@@ -32210,7 +32480,7 @@
           <w:sz w:val="18"/>
           <w:szCs w:val="18"/>
         </w:rPr>
-        <w:t xml:space="preserve">Enter FIFO ending inventory in USD.</w:t>
+        <w:t xml:space="preserve">For each memo item, decide how Orontes should adjust the physical coun</w:t>
       </w:r>
     </w:p>
     <w:p>
@@ -32256,7 +32526,7 @@
           <w:sz w:val="18"/>
           <w:szCs w:val="18"/>
         </w:rPr>
-        <w:t xml:space="preserve">For each memo item, decide how Orontes should adjust the physical coun</w:t>
+        <w:t xml:space="preserve">Enter the correct number of cartons in ending inventory.</w:t>
       </w:r>
     </w:p>
     <w:p>
@@ -32302,7 +32572,7 @@
           <w:sz w:val="18"/>
           <w:szCs w:val="18"/>
         </w:rPr>
-        <w:t xml:space="preserve">Enter FIFO ending inventory in USD.</w:t>
+        <w:t xml:space="preserve">Enter the correct number of cartons in ending inventory.</w:t>
       </w:r>
     </w:p>
     <w:p>
@@ -32371,7 +32641,7 @@
           <w:sz w:val="18"/>
           <w:szCs w:val="18"/>
         </w:rPr>
-        <w:t xml:space="preserve">Enter the correct number of cartons in ending inventory.</w:t>
+        <w:t xml:space="preserve">If Orontes used periodic LIFO for tahini, what would the LIFO reserve </w:t>
       </w:r>
     </w:p>
     <w:p>
@@ -32440,7 +32710,7 @@
           <w:sz w:val="18"/>
           <w:szCs w:val="18"/>
         </w:rPr>
-        <w:t xml:space="preserve">Enter FIFO ending inventory in USD.</w:t>
+        <w:t xml:space="preserve">Enter the correct number of cartons in ending inventory.</w:t>
       </w:r>
     </w:p>
     <w:p>
@@ -32486,7 +32756,7 @@
           <w:sz w:val="18"/>
           <w:szCs w:val="18"/>
         </w:rPr>
-        <w:t xml:space="preserve">Enter the correct number of cartons in ending inventory.</w:t>
+        <w:t xml:space="preserve">If Orontes had used the unadjusted count, its FIFO cost of goods sold </w:t>
       </w:r>
     </w:p>
     <w:tbl>
